--- a/政治经济学/文章/中国现代政治批判.docx
+++ b/政治经济学/文章/中国现代政治批判.docx
@@ -5,8 +5,20 @@
     <w:p>
       <w:pPr>
         <w:ind w:firstLine="420"/>
-        <w:jc w:val="left"/>
-      </w:pPr>
+        <w:jc w:val="center"/>
+        <w:rPr>
+          <w:sz w:val="30"/>
+          <w:szCs w:val="30"/>
+        </w:rPr>
+      </w:pPr>
+      <w:r>
+        <w:rPr>
+          <w:rFonts w:hint="eastAsia"/>
+          <w:sz w:val="30"/>
+          <w:szCs w:val="30"/>
+        </w:rPr>
+        <w:t>中国现代政治批判</w:t>
+      </w:r>
     </w:p>
     <w:p>
       <w:pPr>
@@ -55,7 +67,21 @@
         <w:rPr>
           <w:rFonts w:hint="eastAsia"/>
         </w:rPr>
-        <w:t>”每每我看到那些送外卖的人们在外面奔波，似乎看到了《骆驼祥子》的影子！这是何等的可笑！另外，对于国家基建项目也是值得一说的。我亲眼看到一条马路，先挖开，再把管道拿出来，再填上，再挖开，再把管道放进去，再填上。美其名曰提供就业机会，还自冠了一个“基建狂魔”的名头，实则</w:t>
+        <w:t>”每每我看到那些送外卖的人们在外面奔波，似乎看到了《骆驼祥子》的影子！这是何等的可笑！另外，对于国家基建项目也是值得一说的。我亲眼看到一条马路，先挖开，再把管道拿出来，再填上，再挖开，再把管道放进去，再填上。美其名曰提供就业机会，</w:t>
+      </w:r>
+      <w:proofErr w:type="gramStart"/>
+      <w:r>
+        <w:rPr>
+          <w:rFonts w:hint="eastAsia"/>
+        </w:rPr>
+        <w:t>还自冠了</w:t>
+      </w:r>
+      <w:proofErr w:type="gramEnd"/>
+      <w:r>
+        <w:rPr>
+          <w:rFonts w:hint="eastAsia"/>
+        </w:rPr>
+        <w:t>一个“基建狂魔”的名头，实则</w:t>
       </w:r>
       <w:r>
         <w:t>......</w:t>
@@ -130,7 +156,21 @@
         <w:rPr>
           <w:rFonts w:hint="eastAsia"/>
         </w:rPr>
-        <w:t>年的苏北车床工工人工资大概</w:t>
+        <w:t>年的苏北车床</w:t>
+      </w:r>
+      <w:proofErr w:type="gramStart"/>
+      <w:r>
+        <w:rPr>
+          <w:rFonts w:hint="eastAsia"/>
+        </w:rPr>
+        <w:t>工工人</w:t>
+      </w:r>
+      <w:proofErr w:type="gramEnd"/>
+      <w:r>
+        <w:rPr>
+          <w:rFonts w:hint="eastAsia"/>
+        </w:rPr>
+        <w:t>工资大概</w:t>
       </w:r>
       <w:r>
         <w:rPr>
@@ -226,7 +266,21 @@
         <w:rPr>
           <w:rFonts w:hint="eastAsia"/>
         </w:rPr>
-        <w:t>元，可见其实工资的真实增长率并没有那么高，还有不升反降的可能。其次，你觉得皇帝的生活过得有你好吗？社会福利和生活水平，只要在国家经济发展时，都会随着科技的发展而进步。所以，这些什么工资和生活水平的东西，都只不过是资本家和资本家那些经济学家走狗拿出来麻痹你们的工具罢了。</w:t>
+        <w:t>元，可见其实工资的真实增长率并没有那么高，还有不升反降的可能。其次，你觉得皇帝的生活过得有你好吗？社会福利和生活水平，只要在国家经济发展时，都会随着科技的发展而进步。所以，</w:t>
+      </w:r>
+      <w:proofErr w:type="gramStart"/>
+      <w:r>
+        <w:rPr>
+          <w:rFonts w:hint="eastAsia"/>
+        </w:rPr>
+        <w:t>这些什么</w:t>
+      </w:r>
+      <w:proofErr w:type="gramEnd"/>
+      <w:r>
+        <w:rPr>
+          <w:rFonts w:hint="eastAsia"/>
+        </w:rPr>
+        <w:t>工资和生活水平的东西，都只不过是资本家和资本家那些经济学家走狗拿出来麻痹你们的工具罢了。</w:t>
       </w:r>
     </w:p>
     <w:p>
@@ -253,14 +307,56 @@
         <w:rPr>
           <w:rFonts w:hint="eastAsia"/>
         </w:rPr>
-        <w:t>现在中国大到高新技术产业，小到扫大街，无处没有劳务外包的身影。首先，劳务外包意味着资本家对风险的转移，意味着如果其受雇者出现了问题，连工伤都没有。这是什么混帐产业？关键问题是，现在变成了资本家剥削资本家剥削员工，由原来的一个资本家剥削变成了两个资本家剥削。资本家强强联手赚得盆满钹满，劳动者被压榨的叫</w:t>
+        <w:t>现在中国大到高新技术产业，</w:t>
+      </w:r>
+      <w:proofErr w:type="gramStart"/>
+      <w:r>
+        <w:rPr>
+          <w:rFonts w:hint="eastAsia"/>
+        </w:rPr>
+        <w:t>小到扫大街</w:t>
+      </w:r>
+      <w:proofErr w:type="gramEnd"/>
+      <w:r>
+        <w:rPr>
+          <w:rFonts w:hint="eastAsia"/>
+        </w:rPr>
+        <w:t>，无处没有劳务外包的身影。首先，劳务外包意味着资本家对风险的转移，意味着如果其受雇者出现了问题，连工伤都没有。这是什么</w:t>
+      </w:r>
+      <w:proofErr w:type="gramStart"/>
+      <w:r>
+        <w:rPr>
+          <w:rFonts w:hint="eastAsia"/>
+        </w:rPr>
+        <w:t>混帐</w:t>
+      </w:r>
+      <w:proofErr w:type="gramEnd"/>
+      <w:r>
+        <w:rPr>
+          <w:rFonts w:hint="eastAsia"/>
+        </w:rPr>
+        <w:t>产业？关键问题是，现在变成了</w:t>
+      </w:r>
+      <w:proofErr w:type="gramStart"/>
+      <w:r>
+        <w:rPr>
+          <w:rFonts w:hint="eastAsia"/>
+        </w:rPr>
+        <w:t>资本家剥削资本家剥削</w:t>
+      </w:r>
+      <w:proofErr w:type="gramEnd"/>
+      <w:r>
+        <w:rPr>
+          <w:rFonts w:hint="eastAsia"/>
+        </w:rPr>
+        <w:t>员工，由原来的一个</w:t>
       </w:r>
       <w:r>
         <w:rPr>
           <w:rFonts w:hint="eastAsia"/>
         </w:rPr>
         <w:lastRenderedPageBreak/>
-        <w:t>苦不跌，这就是我们中国人解决人口过多的方法！</w:t>
+        <w:t>资本家剥削变成了两个资本家剥削。资本家强强联手赚得盆满钹满，劳动者被压榨的叫苦不跌，这就是我们中国人解决人口过多的方法！</w:t>
       </w:r>
     </w:p>
     <w:p>
@@ -287,7 +383,21 @@
         <w:rPr>
           <w:rFonts w:hint="eastAsia"/>
         </w:rPr>
-        <w:t>只要在中国生活过，就会发现，现在中国的学生，真是太苦了。光看抑郁症的数据，就足够令人害怕了。为什么会出现这样的情况？首先，老板肯定希望他的员工有很高的文化水平并且很听话。怎样才能让他们“有很高的文化水平并且很听话”呢？学校。学校，是人们接受规训的地方，让你养成绝对的服从性，同时培养你的文化水平。所以，对学习成本的拉长，其实就是资本家为了进一步牟利而想出来的卑鄙手段。因为你拿到的工资只是为了你的生存，所以你的学习成本自然是被剥削走了，那资本家当然是希望剥削的多一点——他何乐而不为呢？</w:t>
+        <w:t>只要在中国生活过，就会发现，现在中国的学生，真是太苦了。光看抑郁症的数据，就足够令人害怕了。为什么会出现这样的情况？首先，老板肯定希望他的员工有很高的文化水平并且很听话。怎样才能让他们“有很高的文化水平并且很听话”呢？学校。学校，是人们接受</w:t>
+      </w:r>
+      <w:proofErr w:type="gramStart"/>
+      <w:r>
+        <w:rPr>
+          <w:rFonts w:hint="eastAsia"/>
+        </w:rPr>
+        <w:t>规</w:t>
+      </w:r>
+      <w:proofErr w:type="gramEnd"/>
+      <w:r>
+        <w:rPr>
+          <w:rFonts w:hint="eastAsia"/>
+        </w:rPr>
+        <w:t>训的地方，让你养成绝对的服从性，同时培养你的文化水平。所以，对学习成本的拉长，其实就是资本家为了进一步牟利而想出来的卑鄙手段。因为你拿到的工资只是为了你的生存，所以你的学习成本自然是被剥削走了，那资本家当然是希望剥削的多一点——他何乐而不为呢？</w:t>
       </w:r>
     </w:p>
     <w:p>
@@ -302,13 +412,7 @@
         <w:rPr>
           <w:rFonts w:hint="eastAsia"/>
         </w:rPr>
-        <w:t>消费主义</w:t>
-      </w:r>
-      <w:r>
-        <w:rPr>
-          <w:rFonts w:hint="eastAsia"/>
-        </w:rPr>
-        <w:t>和娱乐麻痹</w:t>
+        <w:t>消费主义和娱乐麻痹</w:t>
       </w:r>
     </w:p>
     <w:p>
@@ -320,7 +424,21 @@
         <w:rPr>
           <w:rFonts w:hint="eastAsia"/>
         </w:rPr>
-        <w:t>现在，大街小巷无不有娱乐的身影。游戏，手机，短视频应接不暇。为什么会这样？上面我们说了，资本家为什么会自我走向毁灭？因为他的东西卖不出去了。那怎么才能卖出去呢？刺激消费。在哪里消费呢？娱乐，因为娱乐是最好刺激的，让你买东西总比让你看《资本论》容易吧！——于是消费主义和娱乐麻痹出现了。一方面，他要求你为资本家囤积的大量商品买单，另一方面，让你吃了上顿没下顿，在短期内只能继续给资本家打工，把你套的死死的。</w:t>
+        <w:t>现在，大街小巷无不有娱乐的身影。游戏，手机，短视频应接不暇。为什么会这样？上面我们说了，资本家为什么会自我走向毁灭？因为他的东西卖不出去了。那怎么才能卖出去呢？刺激消费。在哪里消费呢？娱乐，因为娱乐是最好刺激的，让你买东西总比让你看《资本论》容易吧！——于是消费主义和娱乐麻痹出现了。一方面，他要求你为资本家囤积的大量商品买单，另一方面，让你吃了上顿没下顿，在短期内只能继续给资本家打工，</w:t>
+      </w:r>
+      <w:proofErr w:type="gramStart"/>
+      <w:r>
+        <w:rPr>
+          <w:rFonts w:hint="eastAsia"/>
+        </w:rPr>
+        <w:t>把你套的</w:t>
+      </w:r>
+      <w:proofErr w:type="gramEnd"/>
+      <w:r>
+        <w:rPr>
+          <w:rFonts w:hint="eastAsia"/>
+        </w:rPr>
+        <w:t>死死的。</w:t>
       </w:r>
     </w:p>
     <w:p>
